--- a/云平台远程连接接口文档.docx
+++ b/云平台远程连接接口文档.docx
@@ -47,7 +47,7 @@
           <w:b w:val="0"/>
           <w:sz w:val="24"/>
         </w:rPr>
-        <w:t>车端与云平台之间有两条通道，均为明文传输、无加密无认证。设备ID默认为 mower_001，MQTT主题前缀 mower/{设备ID}/，均在车端launch文件中配置。</w:t>
+        <w:t>车端与云平台之间通过一条 MQTT 通道通信，明文传输、无加密无认证。设备ID默认为 mower_001，MQTT主题前缀 mower/{设备ID}/，均在车端launch文件中配置。</w:t>
       </w:r>
     </w:p>
     <w:tbl>
@@ -245,98 +245,6 @@
                 <w:sz w:val="20"/>
               </w:rPr>
               <w:t>明文，无TLS；broker如需用户名密码在车端launch配置</w:t>
-            </w:r>
-          </w:p>
-        </w:tc>
-      </w:tr>
-      <w:tr>
-        <w:tc>
-          <w:tcPr>
-            <w:tcW w:type="dxa" w:w="1440"/>
-          </w:tcPr>
-          <w:p>
-            <w:r>
-              <w:rPr>
-                <w:rFonts w:ascii="Times New Roman" w:hAnsi="Times New Roman" w:eastAsia="宋体"/>
-                <w:b w:val="0"/>
-                <w:sz w:val="20"/>
-              </w:rPr>
-              <w:t>视频通道</w:t>
-            </w:r>
-          </w:p>
-        </w:tc>
-        <w:tc>
-          <w:tcPr>
-            <w:tcW w:type="dxa" w:w="1440"/>
-          </w:tcPr>
-          <w:p>
-            <w:r>
-              <w:rPr>
-                <w:rFonts w:ascii="Times New Roman" w:hAnsi="Times New Roman" w:eastAsia="宋体"/>
-                <w:b w:val="0"/>
-                <w:sz w:val="20"/>
-              </w:rPr>
-              <w:t>SRT (H.264 + MPEG-TS)</w:t>
-            </w:r>
-          </w:p>
-        </w:tc>
-        <w:tc>
-          <w:tcPr>
-            <w:tcW w:type="dxa" w:w="1440"/>
-          </w:tcPr>
-          <w:p>
-            <w:r>
-              <w:rPr>
-                <w:rFonts w:ascii="Times New Roman" w:hAnsi="Times New Roman" w:eastAsia="宋体"/>
-                <w:b w:val="0"/>
-                <w:sz w:val="20"/>
-              </w:rPr>
-              <w:t>双方约定，例9000</w:t>
-            </w:r>
-          </w:p>
-        </w:tc>
-        <w:tc>
-          <w:tcPr>
-            <w:tcW w:type="dxa" w:w="1440"/>
-          </w:tcPr>
-          <w:p>
-            <w:r>
-              <w:rPr>
-                <w:rFonts w:ascii="Times New Roman" w:hAnsi="Times New Roman" w:eastAsia="宋体"/>
-                <w:b w:val="0"/>
-                <w:sz w:val="20"/>
-              </w:rPr>
-              <w:t>车端 → 云平台</w:t>
-            </w:r>
-          </w:p>
-        </w:tc>
-        <w:tc>
-          <w:tcPr>
-            <w:tcW w:type="dxa" w:w="1440"/>
-          </w:tcPr>
-          <w:p>
-            <w:r>
-              <w:rPr>
-                <w:rFonts w:ascii="Times New Roman" w:hAnsi="Times New Roman" w:eastAsia="宋体"/>
-                <w:b w:val="0"/>
-                <w:sz w:val="20"/>
-              </w:rPr>
-              <w:t>实时视频流</w:t>
-            </w:r>
-          </w:p>
-        </w:tc>
-        <w:tc>
-          <w:tcPr>
-            <w:tcW w:type="dxa" w:w="1440"/>
-          </w:tcPr>
-          <w:p>
-            <w:r>
-              <w:rPr>
-                <w:rFonts w:ascii="Times New Roman" w:hAnsi="Times New Roman" w:eastAsia="宋体"/>
-                <w:b w:val="0"/>
-                <w:sz w:val="20"/>
-              </w:rPr>
-              <w:t>车端caller主动推流，云平台listener监听，无passphrase</w:t>
             </w:r>
           </w:p>
         </w:tc>
@@ -1189,445 +1097,6 @@
     </w:p>
     <w:p>
       <w:pPr>
-        <w:pStyle w:val="Heading2"/>
-      </w:pPr>
-      <w:r>
-        <w:rPr>
-          <w:rFonts w:ascii="Times New Roman" w:hAnsi="Times New Roman" w:eastAsia="宋体"/>
-          <w:b/>
-          <w:color w:val="000000"/>
-          <w:sz w:val="28"/>
-        </w:rPr>
-        <w:t>2.4 视频控制</w:t>
-      </w:r>
-    </w:p>
-    <w:p>
-      <w:r>
-        <w:rPr>
-          <w:rFonts w:ascii="Times New Roman" w:hAnsi="Times New Roman" w:eastAsia="宋体"/>
-          <w:b/>
-          <w:sz w:val="24"/>
-        </w:rPr>
-        <w:t>MQTT主题：mower/{设备ID}/cmd/video</w:t>
-      </w:r>
-    </w:p>
-    <w:p>
-      <w:r>
-        <w:rPr>
-          <w:rFonts w:ascii="Times New Roman" w:hAnsi="Times New Roman" w:eastAsia="宋体"/>
-          <w:b w:val="0"/>
-          <w:sz w:val="24"/>
-        </w:rPr>
-        <w:t>示例：</w:t>
-      </w:r>
-    </w:p>
-    <w:p>
-      <w:r>
-        <w:rPr>
-          <w:rFonts w:ascii="Consolas" w:hAnsi="Consolas" w:eastAsia="宋体"/>
-          <w:sz w:val="20"/>
-        </w:rPr>
-        <w:t>{"enable": true, "fps": 5, "width": 640, "height": 480, "bitrate": 800}</w:t>
-      </w:r>
-    </w:p>
-    <w:tbl>
-      <w:tblPr>
-        <w:tblStyle w:val="TableGrid"/>
-        <w:tblW w:type="auto" w:w="0"/>
-        <w:jc w:val="center"/>
-        <w:tblLook w:firstColumn="1" w:firstRow="1" w:lastColumn="0" w:lastRow="0" w:noHBand="0" w:noVBand="1" w:val="04A0"/>
-      </w:tblPr>
-      <w:tblGrid>
-        <w:gridCol w:w="2160"/>
-        <w:gridCol w:w="2160"/>
-        <w:gridCol w:w="2160"/>
-        <w:gridCol w:w="2160"/>
-      </w:tblGrid>
-      <w:tr>
-        <w:tc>
-          <w:tcPr>
-            <w:tcW w:type="dxa" w:w="2160"/>
-          </w:tcPr>
-          <w:p>
-            <w:r>
-              <w:rPr>
-                <w:rFonts w:ascii="Times New Roman" w:hAnsi="Times New Roman" w:eastAsia="宋体"/>
-                <w:b/>
-                <w:sz w:val="20"/>
-              </w:rPr>
-              <w:t>字段</w:t>
-            </w:r>
-          </w:p>
-        </w:tc>
-        <w:tc>
-          <w:tcPr>
-            <w:tcW w:type="dxa" w:w="2160"/>
-          </w:tcPr>
-          <w:p>
-            <w:r>
-              <w:rPr>
-                <w:rFonts w:ascii="Times New Roman" w:hAnsi="Times New Roman" w:eastAsia="宋体"/>
-                <w:b/>
-                <w:sz w:val="20"/>
-              </w:rPr>
-              <w:t>类型</w:t>
-            </w:r>
-          </w:p>
-        </w:tc>
-        <w:tc>
-          <w:tcPr>
-            <w:tcW w:type="dxa" w:w="2160"/>
-          </w:tcPr>
-          <w:p>
-            <w:r>
-              <w:rPr>
-                <w:rFonts w:ascii="Times New Roman" w:hAnsi="Times New Roman" w:eastAsia="宋体"/>
-                <w:b/>
-                <w:sz w:val="20"/>
-              </w:rPr>
-              <w:t>取值范围</w:t>
-            </w:r>
-          </w:p>
-        </w:tc>
-        <w:tc>
-          <w:tcPr>
-            <w:tcW w:type="dxa" w:w="2160"/>
-          </w:tcPr>
-          <w:p>
-            <w:r>
-              <w:rPr>
-                <w:rFonts w:ascii="Times New Roman" w:hAnsi="Times New Roman" w:eastAsia="宋体"/>
-                <w:b/>
-                <w:sz w:val="20"/>
-              </w:rPr>
-              <w:t>说明</w:t>
-            </w:r>
-          </w:p>
-        </w:tc>
-      </w:tr>
-      <w:tr>
-        <w:tc>
-          <w:tcPr>
-            <w:tcW w:type="dxa" w:w="2160"/>
-          </w:tcPr>
-          <w:p>
-            <w:r>
-              <w:rPr>
-                <w:rFonts w:ascii="Times New Roman" w:hAnsi="Times New Roman" w:eastAsia="宋体"/>
-                <w:b w:val="0"/>
-                <w:sz w:val="20"/>
-              </w:rPr>
-              <w:t>enable</w:t>
-            </w:r>
-          </w:p>
-        </w:tc>
-        <w:tc>
-          <w:tcPr>
-            <w:tcW w:type="dxa" w:w="2160"/>
-          </w:tcPr>
-          <w:p>
-            <w:r>
-              <w:rPr>
-                <w:rFonts w:ascii="Times New Roman" w:hAnsi="Times New Roman" w:eastAsia="宋体"/>
-                <w:b w:val="0"/>
-                <w:sz w:val="20"/>
-              </w:rPr>
-              <w:t>bool</w:t>
-            </w:r>
-          </w:p>
-        </w:tc>
-        <w:tc>
-          <w:tcPr>
-            <w:tcW w:type="dxa" w:w="2160"/>
-          </w:tcPr>
-          <w:p>
-            <w:r>
-              <w:rPr>
-                <w:rFonts w:ascii="Times New Roman" w:hAnsi="Times New Roman" w:eastAsia="宋体"/>
-                <w:b w:val="0"/>
-                <w:sz w:val="20"/>
-              </w:rPr>
-              <w:t>true/false</w:t>
-            </w:r>
-          </w:p>
-        </w:tc>
-        <w:tc>
-          <w:tcPr>
-            <w:tcW w:type="dxa" w:w="2160"/>
-          </w:tcPr>
-          <w:p>
-            <w:r>
-              <w:rPr>
-                <w:rFonts w:ascii="Times New Roman" w:hAnsi="Times New Roman" w:eastAsia="宋体"/>
-                <w:b w:val="0"/>
-                <w:sz w:val="20"/>
-              </w:rPr>
-              <w:t>开启/关闭SRT推流(默认关闭)</w:t>
-            </w:r>
-          </w:p>
-        </w:tc>
-      </w:tr>
-      <w:tr>
-        <w:tc>
-          <w:tcPr>
-            <w:tcW w:type="dxa" w:w="2160"/>
-          </w:tcPr>
-          <w:p>
-            <w:r>
-              <w:rPr>
-                <w:rFonts w:ascii="Times New Roman" w:hAnsi="Times New Roman" w:eastAsia="宋体"/>
-                <w:b w:val="0"/>
-                <w:sz w:val="20"/>
-              </w:rPr>
-              <w:t>fps</w:t>
-            </w:r>
-          </w:p>
-        </w:tc>
-        <w:tc>
-          <w:tcPr>
-            <w:tcW w:type="dxa" w:w="2160"/>
-          </w:tcPr>
-          <w:p>
-            <w:r>
-              <w:rPr>
-                <w:rFonts w:ascii="Times New Roman" w:hAnsi="Times New Roman" w:eastAsia="宋体"/>
-                <w:b w:val="0"/>
-                <w:sz w:val="20"/>
-              </w:rPr>
-              <w:t>number</w:t>
-            </w:r>
-          </w:p>
-        </w:tc>
-        <w:tc>
-          <w:tcPr>
-            <w:tcW w:type="dxa" w:w="2160"/>
-          </w:tcPr>
-          <w:p>
-            <w:r>
-              <w:rPr>
-                <w:rFonts w:ascii="Times New Roman" w:hAnsi="Times New Roman" w:eastAsia="宋体"/>
-                <w:b w:val="0"/>
-                <w:sz w:val="20"/>
-              </w:rPr>
-              <w:t>0.1 ~ 30</w:t>
-            </w:r>
-          </w:p>
-        </w:tc>
-        <w:tc>
-          <w:tcPr>
-            <w:tcW w:type="dxa" w:w="2160"/>
-          </w:tcPr>
-          <w:p>
-            <w:r>
-              <w:rPr>
-                <w:rFonts w:ascii="Times New Roman" w:hAnsi="Times New Roman" w:eastAsia="宋体"/>
-                <w:b w:val="0"/>
-                <w:sz w:val="20"/>
-              </w:rPr>
-              <w:t>推流帧率(降帧省带宽)</w:t>
-            </w:r>
-          </w:p>
-        </w:tc>
-      </w:tr>
-      <w:tr>
-        <w:tc>
-          <w:tcPr>
-            <w:tcW w:type="dxa" w:w="2160"/>
-          </w:tcPr>
-          <w:p>
-            <w:r>
-              <w:rPr>
-                <w:rFonts w:ascii="Times New Roman" w:hAnsi="Times New Roman" w:eastAsia="宋体"/>
-                <w:b w:val="0"/>
-                <w:sz w:val="20"/>
-              </w:rPr>
-              <w:t>width</w:t>
-            </w:r>
-          </w:p>
-        </w:tc>
-        <w:tc>
-          <w:tcPr>
-            <w:tcW w:type="dxa" w:w="2160"/>
-          </w:tcPr>
-          <w:p>
-            <w:r>
-              <w:rPr>
-                <w:rFonts w:ascii="Times New Roman" w:hAnsi="Times New Roman" w:eastAsia="宋体"/>
-                <w:b w:val="0"/>
-                <w:sz w:val="20"/>
-              </w:rPr>
-              <w:t>int</w:t>
-            </w:r>
-          </w:p>
-        </w:tc>
-        <w:tc>
-          <w:tcPr>
-            <w:tcW w:type="dxa" w:w="2160"/>
-          </w:tcPr>
-          <w:p>
-            <w:r>
-              <w:rPr>
-                <w:rFonts w:ascii="Times New Roman" w:hAnsi="Times New Roman" w:eastAsia="宋体"/>
-                <w:b w:val="0"/>
-                <w:sz w:val="20"/>
-              </w:rPr>
-              <w:t>16 ~ 1920</w:t>
-            </w:r>
-          </w:p>
-        </w:tc>
-        <w:tc>
-          <w:tcPr>
-            <w:tcW w:type="dxa" w:w="2160"/>
-          </w:tcPr>
-          <w:p>
-            <w:r>
-              <w:rPr>
-                <w:rFonts w:ascii="Times New Roman" w:hAnsi="Times New Roman" w:eastAsia="宋体"/>
-                <w:b w:val="0"/>
-                <w:sz w:val="20"/>
-              </w:rPr>
-              <w:t>输出宽度(车端缩放)</w:t>
-            </w:r>
-          </w:p>
-        </w:tc>
-      </w:tr>
-      <w:tr>
-        <w:tc>
-          <w:tcPr>
-            <w:tcW w:type="dxa" w:w="2160"/>
-          </w:tcPr>
-          <w:p>
-            <w:r>
-              <w:rPr>
-                <w:rFonts w:ascii="Times New Roman" w:hAnsi="Times New Roman" w:eastAsia="宋体"/>
-                <w:b w:val="0"/>
-                <w:sz w:val="20"/>
-              </w:rPr>
-              <w:t>height</w:t>
-            </w:r>
-          </w:p>
-        </w:tc>
-        <w:tc>
-          <w:tcPr>
-            <w:tcW w:type="dxa" w:w="2160"/>
-          </w:tcPr>
-          <w:p>
-            <w:r>
-              <w:rPr>
-                <w:rFonts w:ascii="Times New Roman" w:hAnsi="Times New Roman" w:eastAsia="宋体"/>
-                <w:b w:val="0"/>
-                <w:sz w:val="20"/>
-              </w:rPr>
-              <w:t>int</w:t>
-            </w:r>
-          </w:p>
-        </w:tc>
-        <w:tc>
-          <w:tcPr>
-            <w:tcW w:type="dxa" w:w="2160"/>
-          </w:tcPr>
-          <w:p>
-            <w:r>
-              <w:rPr>
-                <w:rFonts w:ascii="Times New Roman" w:hAnsi="Times New Roman" w:eastAsia="宋体"/>
-                <w:b w:val="0"/>
-                <w:sz w:val="20"/>
-              </w:rPr>
-              <w:t>16 ~ 1080</w:t>
-            </w:r>
-          </w:p>
-        </w:tc>
-        <w:tc>
-          <w:tcPr>
-            <w:tcW w:type="dxa" w:w="2160"/>
-          </w:tcPr>
-          <w:p>
-            <w:r>
-              <w:rPr>
-                <w:rFonts w:ascii="Times New Roman" w:hAnsi="Times New Roman" w:eastAsia="宋体"/>
-                <w:b w:val="0"/>
-                <w:sz w:val="20"/>
-              </w:rPr>
-              <w:t>输出高度(车端缩放)</w:t>
-            </w:r>
-          </w:p>
-        </w:tc>
-      </w:tr>
-      <w:tr>
-        <w:tc>
-          <w:tcPr>
-            <w:tcW w:type="dxa" w:w="2160"/>
-          </w:tcPr>
-          <w:p>
-            <w:r>
-              <w:rPr>
-                <w:rFonts w:ascii="Times New Roman" w:hAnsi="Times New Roman" w:eastAsia="宋体"/>
-                <w:b w:val="0"/>
-                <w:sz w:val="20"/>
-              </w:rPr>
-              <w:t>bitrate</w:t>
-            </w:r>
-          </w:p>
-        </w:tc>
-        <w:tc>
-          <w:tcPr>
-            <w:tcW w:type="dxa" w:w="2160"/>
-          </w:tcPr>
-          <w:p>
-            <w:r>
-              <w:rPr>
-                <w:rFonts w:ascii="Times New Roman" w:hAnsi="Times New Roman" w:eastAsia="宋体"/>
-                <w:b w:val="0"/>
-                <w:sz w:val="20"/>
-              </w:rPr>
-              <w:t>int</w:t>
-            </w:r>
-          </w:p>
-        </w:tc>
-        <w:tc>
-          <w:tcPr>
-            <w:tcW w:type="dxa" w:w="2160"/>
-          </w:tcPr>
-          <w:p>
-            <w:r>
-              <w:rPr>
-                <w:rFonts w:ascii="Times New Roman" w:hAnsi="Times New Roman" w:eastAsia="宋体"/>
-                <w:b w:val="0"/>
-                <w:sz w:val="20"/>
-              </w:rPr>
-              <w:t>100 ~ 8000</w:t>
-            </w:r>
-          </w:p>
-        </w:tc>
-        <w:tc>
-          <w:tcPr>
-            <w:tcW w:type="dxa" w:w="2160"/>
-          </w:tcPr>
-          <w:p>
-            <w:r>
-              <w:rPr>
-                <w:rFonts w:ascii="Times New Roman" w:hAnsi="Times New Roman" w:eastAsia="宋体"/>
-                <w:b w:val="0"/>
-                <w:sz w:val="20"/>
-              </w:rPr>
-              <w:t>H.264码率kbps，越低占用带宽越小</w:t>
-            </w:r>
-          </w:p>
-        </w:tc>
-      </w:tr>
-    </w:tbl>
-    <w:p>
-      <w:r>
-        <w:rPr>
-          <w:rFonts w:ascii="Times New Roman" w:hAnsi="Times New Roman" w:eastAsia="宋体"/>
-          <w:b w:val="0"/>
-          <w:sz w:val="24"/>
-        </w:rPr>
-        <w:t>说明：所有字段可选，只下发要修改的字段，运行时即时生效(车端自动重启推流)</w:t>
-      </w:r>
-    </w:p>
-    <w:p>
-      <w:pPr>
         <w:pStyle w:val="Heading1"/>
       </w:pPr>
       <w:r>
@@ -2300,128 +1769,7 @@
           <w:color w:val="000000"/>
           <w:sz w:val="30"/>
         </w:rPr>
-        <w:t>4. 视频流（SRT）</w:t>
-      </w:r>
-    </w:p>
-    <w:p>
-      <w:r>
-        <w:rPr>
-          <w:rFonts w:ascii="Times New Roman" w:hAnsi="Times New Roman" w:eastAsia="宋体"/>
-          <w:b w:val="0"/>
-          <w:sz w:val="24"/>
-        </w:rPr>
-        <w:t>视频源：车端 /camera/image_rect 图像话题</w:t>
-      </w:r>
-    </w:p>
-    <w:p>
-      <w:r>
-        <w:rPr>
-          <w:rFonts w:ascii="Times New Roman" w:hAnsi="Times New Roman" w:eastAsia="宋体"/>
-          <w:b w:val="0"/>
-          <w:sz w:val="24"/>
-        </w:rPr>
-        <w:t>编码：H.264 (libx264, veryfast + zerolatency)，MPEG-TS 封装</w:t>
-      </w:r>
-    </w:p>
-    <w:p>
-      <w:r>
-        <w:rPr>
-          <w:rFonts w:ascii="Times New Roman" w:hAnsi="Times New Roman" w:eastAsia="宋体"/>
-          <w:b w:val="0"/>
-          <w:sz w:val="24"/>
-        </w:rPr>
-        <w:t>传输模式：车端 SRT caller 主动推流；云平台 SRT listener 监听</w:t>
-      </w:r>
-    </w:p>
-    <w:p>
-      <w:r>
-        <w:rPr>
-          <w:rFonts w:ascii="Times New Roman" w:hAnsi="Times New Roman" w:eastAsia="宋体"/>
-          <w:b w:val="0"/>
-          <w:sz w:val="24"/>
-        </w:rPr>
-        <w:t>推流地址：srt://&lt;云平台IP&gt;:&lt;端口&gt;?mode=caller  (车端launch参数 srt_target 配置)</w:t>
-      </w:r>
-    </w:p>
-    <w:p>
-      <w:r>
-        <w:rPr>
-          <w:rFonts w:ascii="Times New Roman" w:hAnsi="Times New Roman" w:eastAsia="宋体"/>
-          <w:b w:val="0"/>
-          <w:sz w:val="24"/>
-        </w:rPr>
-        <w:t>加密：无 passphrase，明文</w:t>
-      </w:r>
-    </w:p>
-    <w:p>
-      <w:r>
-        <w:rPr>
-          <w:rFonts w:ascii="Times New Roman" w:hAnsi="Times New Roman" w:eastAsia="宋体"/>
-          <w:b/>
-          <w:sz w:val="24"/>
-        </w:rPr>
-        <w:t>云端接收/播放示例：</w:t>
-      </w:r>
-    </w:p>
-    <w:p>
-      <w:r>
-        <w:rPr>
-          <w:rFonts w:ascii="Consolas" w:hAnsi="Consolas" w:eastAsia="宋体"/>
-          <w:sz w:val="20"/>
-        </w:rPr>
-        <w:t>ffplay -fflags nobuffer "srt://0.0.0.0:9000?mode=listener"</w:t>
-      </w:r>
-    </w:p>
-    <w:p>
-      <w:r>
-        <w:rPr>
-          <w:rFonts w:ascii="Consolas" w:hAnsi="Consolas" w:eastAsia="宋体"/>
-          <w:sz w:val="20"/>
-        </w:rPr>
-        <w:t>ffmpeg -i "srt://0.0.0.0:9000?mode=listener" -c copy out.mp4</w:t>
-      </w:r>
-    </w:p>
-    <w:p>
-      <w:r>
-        <w:rPr>
-          <w:rFonts w:ascii="Consolas" w:hAnsi="Consolas" w:eastAsia="宋体"/>
-          <w:sz w:val="20"/>
-        </w:rPr>
-        <w:t>gst-launch-1.0 srtsrc uri="srt://0.0.0.0:9000?mode=listener" ! tsdemux ! h264parse ! avdec_h264 ! autovideosink</w:t>
-      </w:r>
-    </w:p>
-    <w:p>
-      <w:r>
-        <w:rPr>
-          <w:rFonts w:ascii="Times New Roman" w:hAnsi="Times New Roman" w:eastAsia="宋体"/>
-          <w:b w:val="0"/>
-          <w:sz w:val="24"/>
-        </w:rPr>
-        <w:t>注意：先启动云端listener再让车端enable推流；车端推流中断约3秒自动重连一次</w:t>
-      </w:r>
-    </w:p>
-    <w:p>
-      <w:r>
-        <w:rPr>
-          <w:rFonts w:ascii="Times New Roman" w:hAnsi="Times New Roman" w:eastAsia="宋体"/>
-          <w:b w:val="0"/>
-          <w:sz w:val="24"/>
-        </w:rPr>
-        <w:t>视频参数（fps/分辨率/码率/开关）通过 2.4 节 cmd/video 指令远程调整，可实现降帧率、降清晰度以节省带宽。</w:t>
-      </w:r>
-    </w:p>
-    <w:p>
-      <w:pPr>
-        <w:pStyle w:val="Heading1"/>
-      </w:pPr>
-      <w:r>
-        <w:rPr>
-          <w:rFonts w:ascii="Times New Roman" w:hAnsi="Times New Roman" w:eastAsia="宋体"/>
-          <w:b/>
-          <w:color w:val="000000"/>
-          <w:sz w:val="30"/>
-        </w:rPr>
-        <w:t>5. 车端 ROS 接口映射（参考）</w:t>
+        <w:t>4. 车端 ROS 接口映射（参考）</w:t>
       </w:r>
     </w:p>
     <w:p>
@@ -2869,53 +2217,6 @@
           </w:p>
         </w:tc>
       </w:tr>
-      <w:tr>
-        <w:tc>
-          <w:tcPr>
-            <w:tcW w:type="dxa" w:w="2880"/>
-          </w:tcPr>
-          <w:p>
-            <w:r>
-              <w:rPr>
-                <w:rFonts w:ascii="Times New Roman" w:hAnsi="Times New Roman" w:eastAsia="宋体"/>
-                <w:b w:val="0"/>
-                <w:sz w:val="20"/>
-              </w:rPr>
-              <w:t>视频推流</w:t>
-            </w:r>
-          </w:p>
-        </w:tc>
-        <w:tc>
-          <w:tcPr>
-            <w:tcW w:type="dxa" w:w="2880"/>
-          </w:tcPr>
-          <w:p>
-            <w:r>
-              <w:rPr>
-                <w:rFonts w:ascii="Times New Roman" w:hAnsi="Times New Roman" w:eastAsia="宋体"/>
-                <w:b w:val="0"/>
-                <w:sz w:val="20"/>
-              </w:rPr>
-              <w:t>订阅 /camera/image_rect，缩放后经ffmpeg编码H.264以SRT推送</w:t>
-            </w:r>
-          </w:p>
-        </w:tc>
-        <w:tc>
-          <w:tcPr>
-            <w:tcW w:type="dxa" w:w="2880"/>
-          </w:tcPr>
-          <w:p>
-            <w:r>
-              <w:rPr>
-                <w:rFonts w:ascii="Times New Roman" w:hAnsi="Times New Roman" w:eastAsia="宋体"/>
-                <w:b w:val="0"/>
-                <w:sz w:val="20"/>
-              </w:rPr>
-              <w:t>摄像头驱动节点发布</w:t>
-            </w:r>
-          </w:p>
-        </w:tc>
-      </w:tr>
     </w:tbl>
     <w:p>
       <w:pPr>
@@ -2928,7 +2229,7 @@
           <w:color w:val="000000"/>
           <w:sz w:val="30"/>
         </w:rPr>
-        <w:t>6. 安全与异常行为</w:t>
+        <w:t>5. 安全与异常行为</w:t>
       </w:r>
     </w:p>
     <w:p>
@@ -2962,16 +2263,6 @@
       </w:r>
     </w:p>
     <w:p>
-      <w:r>
-        <w:rPr>
-          <w:rFonts w:ascii="Times New Roman" w:hAnsi="Times New Roman" w:eastAsia="宋体"/>
-          <w:b w:val="0"/>
-          <w:sz w:val="24"/>
-        </w:rPr>
-        <w:t>• SRT推流中断自动重建(约3秒一次)</w:t>
-      </w:r>
-    </w:p>
-    <w:p>
       <w:pPr>
         <w:pStyle w:val="Heading1"/>
       </w:pPr>
@@ -2982,7 +2273,7 @@
           <w:color w:val="000000"/>
           <w:sz w:val="30"/>
         </w:rPr>
-        <w:t>7. 联调示例（mosquitto 客户端模拟云平台）</w:t>
+        <w:t>6. 联调示例（mosquitto 客户端模拟云平台）</w:t>
       </w:r>
     </w:p>
     <w:p>
@@ -3097,25 +2388,6 @@
           <w:sz w:val="20"/>
         </w:rPr>
         <w:t>mosquitto_pub -h &lt;broker&gt; -t 'mower/mower_001/cmd/task' -m '{"action":"stop"}'</w:t>
-      </w:r>
-    </w:p>
-    <w:p>
-      <w:r>
-        <w:rPr>
-          <w:rFonts w:ascii="Times New Roman" w:hAnsi="Times New Roman" w:eastAsia="宋体"/>
-          <w:b w:val="0"/>
-          <w:sz w:val="24"/>
-        </w:rPr>
-        <w:t>开视频：</w:t>
-      </w:r>
-    </w:p>
-    <w:p>
-      <w:r>
-        <w:rPr>
-          <w:rFonts w:ascii="Consolas" w:hAnsi="Consolas" w:eastAsia="宋体"/>
-          <w:sz w:val="20"/>
-        </w:rPr>
-        <w:t>mosquitto_pub -h &lt;broker&gt; -t 'mower/mower_001/cmd/video' -m '{"enable":true,"fps":5,"width":640,"height":480,"bitrate":800}'</w:t>
       </w:r>
     </w:p>
     <w:sectPr>

--- a/云平台远程连接接口文档.docx
+++ b/云平台远程连接接口文档.docx
@@ -1460,7 +1460,7 @@
           <w:rFonts w:ascii="Consolas" w:hAnsi="Consolas" w:eastAsia="宋体"/>
           <w:sz w:val="20"/>
         </w:rPr>
-        <w:t>{"battery_soc":85,"warning_state_one":0,"warning_state_two":0,"left_wheel_speed":120,"right_wheel_speed":118,"mower_height":6,"stamp":1751356800.5}</w:t>
+        <w:t>{"battery_soc":85,"warning_state_one":0,"warning_state_two":0,"mower_height":6,"stamp":1751356800.5}</w:t>
       </w:r>
     </w:p>
     <w:tbl>
@@ -1612,53 +1612,6 @@
                 <w:sz w:val="20"/>
               </w:rPr>
               <w:t>下位机报警状态字</w:t>
-            </w:r>
-          </w:p>
-        </w:tc>
-      </w:tr>
-      <w:tr>
-        <w:tc>
-          <w:tcPr>
-            <w:tcW w:type="dxa" w:w="2880"/>
-          </w:tcPr>
-          <w:p>
-            <w:r>
-              <w:rPr>
-                <w:rFonts w:ascii="Times New Roman" w:hAnsi="Times New Roman" w:eastAsia="宋体"/>
-                <w:b w:val="0"/>
-                <w:sz w:val="20"/>
-              </w:rPr>
-              <w:t>left_wheel_speed / right_wheel_speed</w:t>
-            </w:r>
-          </w:p>
-        </w:tc>
-        <w:tc>
-          <w:tcPr>
-            <w:tcW w:type="dxa" w:w="2880"/>
-          </w:tcPr>
-          <w:p>
-            <w:r>
-              <w:rPr>
-                <w:rFonts w:ascii="Times New Roman" w:hAnsi="Times New Roman" w:eastAsia="宋体"/>
-                <w:b w:val="0"/>
-                <w:sz w:val="20"/>
-              </w:rPr>
-              <w:t>int</w:t>
-            </w:r>
-          </w:p>
-        </w:tc>
-        <w:tc>
-          <w:tcPr>
-            <w:tcW w:type="dxa" w:w="2880"/>
-          </w:tcPr>
-          <w:p>
-            <w:r>
-              <w:rPr>
-                <w:rFonts w:ascii="Times New Roman" w:hAnsi="Times New Roman" w:eastAsia="宋体"/>
-                <w:b w:val="0"/>
-                <w:sz w:val="20"/>
-              </w:rPr>
-              <w:t>左右轮转速</w:t>
             </w:r>
           </w:p>
         </w:tc>
@@ -2150,7 +2103,7 @@
                 <w:b w:val="0"/>
                 <w:sz w:val="20"/>
               </w:rPr>
-              <w:t>订阅 /Mower/position (util/Position)，2Hz节流后上报</w:t>
+              <w:t>订阅 /Mower/position (mower_msgs/Position)，2Hz节流后上报</w:t>
             </w:r>
           </w:p>
         </w:tc>
@@ -2197,7 +2150,7 @@
                 <w:b w:val="0"/>
                 <w:sz w:val="20"/>
               </w:rPr>
-              <w:t>订阅 /vehicle/status、/vehicle/left|right_wheel_speed、/vehicle/mower_height_to_app</w:t>
+              <w:t>订阅 /vehicle/status、/vehicle/mower_height_to_app</w:t>
             </w:r>
           </w:p>
         </w:tc>

--- a/云平台远程连接接口文档.docx
+++ b/云平台远程连接接口文档.docx
@@ -2343,6 +2343,620 @@
         <w:t>mosquitto_pub -h &lt;broker&gt; -t 'mower/mower_001/cmd/task' -m '{"action":"stop"}'</w:t>
       </w:r>
     </w:p>
+    <w:p>
+      <w:pPr>
+        <w:pStyle w:val="Heading1"/>
+      </w:pPr>
+      <w:r>
+        <w:rPr>
+          <w:rFonts w:ascii="Times New Roman" w:hAnsi="Times New Roman" w:eastAsia="宋体"/>
+          <w:b/>
+          <w:color w:val="000000"/>
+          <w:sz w:val="30"/>
+        </w:rPr>
+        <w:t>7. 已删除接口（2026-09-11 起不再支持）</w:t>
+      </w:r>
+    </w:p>
+    <w:p>
+      <w:r>
+        <w:rPr>
+          <w:rFonts w:ascii="Times New Roman" w:hAnsi="Times New Roman" w:eastAsia="宋体"/>
+          <w:b/>
+          <w:color w:val="C00000"/>
+          <w:sz w:val="24"/>
+        </w:rPr>
+        <w:t>以下接口已于 2026-09-11 从车端 cloud_bridge 中删除，云平台请勿再使用：</w:t>
+      </w:r>
+    </w:p>
+    <w:p>
+      <w:pPr>
+        <w:pStyle w:val="Heading2"/>
+      </w:pPr>
+      <w:r>
+        <w:rPr>
+          <w:rFonts w:ascii="Times New Roman" w:hAnsi="Times New Roman" w:eastAsia="宋体"/>
+          <w:b/>
+          <w:color w:val="000000"/>
+          <w:sz w:val="28"/>
+        </w:rPr>
+        <w:t>7.1 视频控制（已删除）</w:t>
+      </w:r>
+    </w:p>
+    <w:p>
+      <w:r>
+        <w:rPr>
+          <w:rFonts w:ascii="Times New Roman" w:hAnsi="Times New Roman" w:eastAsia="宋体"/>
+          <w:b/>
+          <w:color w:val="C00000"/>
+          <w:sz w:val="24"/>
+        </w:rPr>
+        <w:t>MQTT主题：mower/{设备ID}/cmd/video</w:t>
+      </w:r>
+    </w:p>
+    <w:p>
+      <w:r>
+        <w:rPr>
+          <w:rFonts w:ascii="Times New Roman" w:hAnsi="Times New Roman" w:eastAsia="宋体"/>
+          <w:b w:val="0"/>
+          <w:color w:val="C00000"/>
+          <w:sz w:val="24"/>
+        </w:rPr>
+        <w:t>示例：</w:t>
+      </w:r>
+    </w:p>
+    <w:p>
+      <w:r>
+        <w:rPr>
+          <w:rFonts w:ascii="Consolas" w:hAnsi="Consolas" w:eastAsia="宋体"/>
+          <w:color w:val="C00000"/>
+          <w:sz w:val="20"/>
+        </w:rPr>
+        <w:t>{"enable": true, "fps": 5, "width": 640, "height": 480, "bitrate": 800}</w:t>
+      </w:r>
+    </w:p>
+    <w:tbl>
+      <w:tblPr>
+        <w:tblStyle w:val="TableGrid"/>
+        <w:tblW w:type="auto" w:w="0"/>
+        <w:jc w:val="center"/>
+        <w:tblLook w:firstColumn="1" w:firstRow="1" w:lastColumn="0" w:lastRow="0" w:noHBand="0" w:noVBand="1" w:val="04A0"/>
+      </w:tblPr>
+      <w:tblGrid>
+        <w:gridCol w:w="2160"/>
+        <w:gridCol w:w="2160"/>
+        <w:gridCol w:w="2160"/>
+        <w:gridCol w:w="2160"/>
+      </w:tblGrid>
+      <w:tr>
+        <w:tc>
+          <w:tcPr>
+            <w:tcW w:type="dxa" w:w="2160"/>
+          </w:tcPr>
+          <w:p>
+            <w:r>
+              <w:rPr>
+                <w:rFonts w:ascii="Times New Roman" w:hAnsi="Times New Roman" w:eastAsia="宋体"/>
+                <w:b/>
+                <w:color w:val="C00000"/>
+                <w:sz w:val="20"/>
+              </w:rPr>
+              <w:t>字段</w:t>
+            </w:r>
+          </w:p>
+        </w:tc>
+        <w:tc>
+          <w:tcPr>
+            <w:tcW w:type="dxa" w:w="2160"/>
+          </w:tcPr>
+          <w:p>
+            <w:r>
+              <w:rPr>
+                <w:rFonts w:ascii="Times New Roman" w:hAnsi="Times New Roman" w:eastAsia="宋体"/>
+                <w:b/>
+                <w:color w:val="C00000"/>
+                <w:sz w:val="20"/>
+              </w:rPr>
+              <w:t>类型</w:t>
+            </w:r>
+          </w:p>
+        </w:tc>
+        <w:tc>
+          <w:tcPr>
+            <w:tcW w:type="dxa" w:w="2160"/>
+          </w:tcPr>
+          <w:p>
+            <w:r>
+              <w:rPr>
+                <w:rFonts w:ascii="Times New Roman" w:hAnsi="Times New Roman" w:eastAsia="宋体"/>
+                <w:b/>
+                <w:color w:val="C00000"/>
+                <w:sz w:val="20"/>
+              </w:rPr>
+              <w:t>取值范围</w:t>
+            </w:r>
+          </w:p>
+        </w:tc>
+        <w:tc>
+          <w:tcPr>
+            <w:tcW w:type="dxa" w:w="2160"/>
+          </w:tcPr>
+          <w:p>
+            <w:r>
+              <w:rPr>
+                <w:rFonts w:ascii="Times New Roman" w:hAnsi="Times New Roman" w:eastAsia="宋体"/>
+                <w:b/>
+                <w:color w:val="C00000"/>
+                <w:sz w:val="20"/>
+              </w:rPr>
+              <w:t>说明</w:t>
+            </w:r>
+          </w:p>
+        </w:tc>
+      </w:tr>
+      <w:tr>
+        <w:tc>
+          <w:tcPr>
+            <w:tcW w:type="dxa" w:w="2160"/>
+          </w:tcPr>
+          <w:p>
+            <w:r>
+              <w:rPr>
+                <w:rFonts w:ascii="Times New Roman" w:hAnsi="Times New Roman" w:eastAsia="宋体"/>
+                <w:b w:val="0"/>
+                <w:color w:val="C00000"/>
+                <w:sz w:val="20"/>
+              </w:rPr>
+              <w:t>enable</w:t>
+            </w:r>
+          </w:p>
+        </w:tc>
+        <w:tc>
+          <w:tcPr>
+            <w:tcW w:type="dxa" w:w="2160"/>
+          </w:tcPr>
+          <w:p>
+            <w:r>
+              <w:rPr>
+                <w:rFonts w:ascii="Times New Roman" w:hAnsi="Times New Roman" w:eastAsia="宋体"/>
+                <w:b w:val="0"/>
+                <w:color w:val="C00000"/>
+                <w:sz w:val="20"/>
+              </w:rPr>
+              <w:t>bool</w:t>
+            </w:r>
+          </w:p>
+        </w:tc>
+        <w:tc>
+          <w:tcPr>
+            <w:tcW w:type="dxa" w:w="2160"/>
+          </w:tcPr>
+          <w:p>
+            <w:r>
+              <w:rPr>
+                <w:rFonts w:ascii="Times New Roman" w:hAnsi="Times New Roman" w:eastAsia="宋体"/>
+                <w:b w:val="0"/>
+                <w:color w:val="C00000"/>
+                <w:sz w:val="20"/>
+              </w:rPr>
+              <w:t>true/false</w:t>
+            </w:r>
+          </w:p>
+        </w:tc>
+        <w:tc>
+          <w:tcPr>
+            <w:tcW w:type="dxa" w:w="2160"/>
+          </w:tcPr>
+          <w:p>
+            <w:r>
+              <w:rPr>
+                <w:rFonts w:ascii="Times New Roman" w:hAnsi="Times New Roman" w:eastAsia="宋体"/>
+                <w:b w:val="0"/>
+                <w:color w:val="C00000"/>
+                <w:sz w:val="20"/>
+              </w:rPr>
+              <w:t>开启/关闭 SRT 推流</w:t>
+            </w:r>
+          </w:p>
+        </w:tc>
+      </w:tr>
+      <w:tr>
+        <w:tc>
+          <w:tcPr>
+            <w:tcW w:type="dxa" w:w="2160"/>
+          </w:tcPr>
+          <w:p>
+            <w:r>
+              <w:rPr>
+                <w:rFonts w:ascii="Times New Roman" w:hAnsi="Times New Roman" w:eastAsia="宋体"/>
+                <w:b w:val="0"/>
+                <w:color w:val="C00000"/>
+                <w:sz w:val="20"/>
+              </w:rPr>
+              <w:t>fps</w:t>
+            </w:r>
+          </w:p>
+        </w:tc>
+        <w:tc>
+          <w:tcPr>
+            <w:tcW w:type="dxa" w:w="2160"/>
+          </w:tcPr>
+          <w:p>
+            <w:r>
+              <w:rPr>
+                <w:rFonts w:ascii="Times New Roman" w:hAnsi="Times New Roman" w:eastAsia="宋体"/>
+                <w:b w:val="0"/>
+                <w:color w:val="C00000"/>
+                <w:sz w:val="20"/>
+              </w:rPr>
+              <w:t>number</w:t>
+            </w:r>
+          </w:p>
+        </w:tc>
+        <w:tc>
+          <w:tcPr>
+            <w:tcW w:type="dxa" w:w="2160"/>
+          </w:tcPr>
+          <w:p>
+            <w:r>
+              <w:rPr>
+                <w:rFonts w:ascii="Times New Roman" w:hAnsi="Times New Roman" w:eastAsia="宋体"/>
+                <w:b w:val="0"/>
+                <w:color w:val="C00000"/>
+                <w:sz w:val="20"/>
+              </w:rPr>
+              <w:t>0.1 ~ 30</w:t>
+            </w:r>
+          </w:p>
+        </w:tc>
+        <w:tc>
+          <w:tcPr>
+            <w:tcW w:type="dxa" w:w="2160"/>
+          </w:tcPr>
+          <w:p>
+            <w:r>
+              <w:rPr>
+                <w:rFonts w:ascii="Times New Roman" w:hAnsi="Times New Roman" w:eastAsia="宋体"/>
+                <w:b w:val="0"/>
+                <w:color w:val="C00000"/>
+                <w:sz w:val="20"/>
+              </w:rPr>
+              <w:t>推流帧率</w:t>
+            </w:r>
+          </w:p>
+        </w:tc>
+      </w:tr>
+      <w:tr>
+        <w:tc>
+          <w:tcPr>
+            <w:tcW w:type="dxa" w:w="2160"/>
+          </w:tcPr>
+          <w:p>
+            <w:r>
+              <w:rPr>
+                <w:rFonts w:ascii="Times New Roman" w:hAnsi="Times New Roman" w:eastAsia="宋体"/>
+                <w:b w:val="0"/>
+                <w:color w:val="C00000"/>
+                <w:sz w:val="20"/>
+              </w:rPr>
+              <w:t>width / height</w:t>
+            </w:r>
+          </w:p>
+        </w:tc>
+        <w:tc>
+          <w:tcPr>
+            <w:tcW w:type="dxa" w:w="2160"/>
+          </w:tcPr>
+          <w:p>
+            <w:r>
+              <w:rPr>
+                <w:rFonts w:ascii="Times New Roman" w:hAnsi="Times New Roman" w:eastAsia="宋体"/>
+                <w:b w:val="0"/>
+                <w:color w:val="C00000"/>
+                <w:sz w:val="20"/>
+              </w:rPr>
+              <w:t>int</w:t>
+            </w:r>
+          </w:p>
+        </w:tc>
+        <w:tc>
+          <w:tcPr>
+            <w:tcW w:type="dxa" w:w="2160"/>
+          </w:tcPr>
+          <w:p>
+            <w:r>
+              <w:rPr>
+                <w:rFonts w:ascii="Times New Roman" w:hAnsi="Times New Roman" w:eastAsia="宋体"/>
+                <w:b w:val="0"/>
+                <w:color w:val="C00000"/>
+                <w:sz w:val="20"/>
+              </w:rPr>
+              <w:t>16~1920 / 16~1080</w:t>
+            </w:r>
+          </w:p>
+        </w:tc>
+        <w:tc>
+          <w:tcPr>
+            <w:tcW w:type="dxa" w:w="2160"/>
+          </w:tcPr>
+          <w:p>
+            <w:r>
+              <w:rPr>
+                <w:rFonts w:ascii="Times New Roman" w:hAnsi="Times New Roman" w:eastAsia="宋体"/>
+                <w:b w:val="0"/>
+                <w:color w:val="C00000"/>
+                <w:sz w:val="20"/>
+              </w:rPr>
+              <w:t>输出分辨率</w:t>
+            </w:r>
+          </w:p>
+        </w:tc>
+      </w:tr>
+      <w:tr>
+        <w:tc>
+          <w:tcPr>
+            <w:tcW w:type="dxa" w:w="2160"/>
+          </w:tcPr>
+          <w:p>
+            <w:r>
+              <w:rPr>
+                <w:rFonts w:ascii="Times New Roman" w:hAnsi="Times New Roman" w:eastAsia="宋体"/>
+                <w:b w:val="0"/>
+                <w:color w:val="C00000"/>
+                <w:sz w:val="20"/>
+              </w:rPr>
+              <w:t>bitrate</w:t>
+            </w:r>
+          </w:p>
+        </w:tc>
+        <w:tc>
+          <w:tcPr>
+            <w:tcW w:type="dxa" w:w="2160"/>
+          </w:tcPr>
+          <w:p>
+            <w:r>
+              <w:rPr>
+                <w:rFonts w:ascii="Times New Roman" w:hAnsi="Times New Roman" w:eastAsia="宋体"/>
+                <w:b w:val="0"/>
+                <w:color w:val="C00000"/>
+                <w:sz w:val="20"/>
+              </w:rPr>
+              <w:t>int</w:t>
+            </w:r>
+          </w:p>
+        </w:tc>
+        <w:tc>
+          <w:tcPr>
+            <w:tcW w:type="dxa" w:w="2160"/>
+          </w:tcPr>
+          <w:p>
+            <w:r>
+              <w:rPr>
+                <w:rFonts w:ascii="Times New Roman" w:hAnsi="Times New Roman" w:eastAsia="宋体"/>
+                <w:b w:val="0"/>
+                <w:color w:val="C00000"/>
+                <w:sz w:val="20"/>
+              </w:rPr>
+              <w:t>100 ~ 8000</w:t>
+            </w:r>
+          </w:p>
+        </w:tc>
+        <w:tc>
+          <w:tcPr>
+            <w:tcW w:type="dxa" w:w="2160"/>
+          </w:tcPr>
+          <w:p>
+            <w:r>
+              <w:rPr>
+                <w:rFonts w:ascii="Times New Roman" w:hAnsi="Times New Roman" w:eastAsia="宋体"/>
+                <w:b w:val="0"/>
+                <w:color w:val="C00000"/>
+                <w:sz w:val="20"/>
+              </w:rPr>
+              <w:t>H.264 码率 kbps</w:t>
+            </w:r>
+          </w:p>
+        </w:tc>
+      </w:tr>
+    </w:tbl>
+    <w:p>
+      <w:r>
+        <w:rPr>
+          <w:rFonts w:ascii="Times New Roman" w:hAnsi="Times New Roman" w:eastAsia="宋体"/>
+          <w:b w:val="0"/>
+          <w:color w:val="C00000"/>
+          <w:sz w:val="24"/>
+        </w:rPr>
+        <w:t>说明：整条 SRT 视频通道（H.264 + MPEG-TS，车端 caller 推流）已随本接口一并移除，车端不再订阅 /camera/image_rect，launch 中 srt_target/video_* 参数均已删除</w:t>
+      </w:r>
+    </w:p>
+    <w:p>
+      <w:pPr>
+        <w:pStyle w:val="Heading2"/>
+      </w:pPr>
+      <w:r>
+        <w:rPr>
+          <w:rFonts w:ascii="Times New Roman" w:hAnsi="Times New Roman" w:eastAsia="宋体"/>
+          <w:b/>
+          <w:color w:val="000000"/>
+          <w:sz w:val="28"/>
+        </w:rPr>
+        <w:t>7.2 车辆状态上报已删除字段（state/vehicle）</w:t>
+      </w:r>
+    </w:p>
+    <w:p>
+      <w:r>
+        <w:rPr>
+          <w:rFonts w:ascii="Times New Roman" w:hAnsi="Times New Roman" w:eastAsia="宋体"/>
+          <w:b w:val="0"/>
+          <w:color w:val="C00000"/>
+          <w:sz w:val="24"/>
+        </w:rPr>
+        <w:t>以下字段已从 mower/{设备ID}/state/vehicle 的 payload 中移除：</w:t>
+      </w:r>
+    </w:p>
+    <w:tbl>
+      <w:tblPr>
+        <w:tblStyle w:val="TableGrid"/>
+        <w:tblW w:type="auto" w:w="0"/>
+        <w:jc w:val="center"/>
+        <w:tblLook w:firstColumn="1" w:firstRow="1" w:lastColumn="0" w:lastRow="0" w:noHBand="0" w:noVBand="1" w:val="04A0"/>
+      </w:tblPr>
+      <w:tblGrid>
+        <w:gridCol w:w="2880"/>
+        <w:gridCol w:w="2880"/>
+        <w:gridCol w:w="2880"/>
+      </w:tblGrid>
+      <w:tr>
+        <w:tc>
+          <w:tcPr>
+            <w:tcW w:type="dxa" w:w="2880"/>
+          </w:tcPr>
+          <w:p>
+            <w:r>
+              <w:rPr>
+                <w:rFonts w:ascii="Times New Roman" w:hAnsi="Times New Roman" w:eastAsia="宋体"/>
+                <w:b/>
+                <w:color w:val="C00000"/>
+                <w:sz w:val="20"/>
+              </w:rPr>
+              <w:t>字段</w:t>
+            </w:r>
+          </w:p>
+        </w:tc>
+        <w:tc>
+          <w:tcPr>
+            <w:tcW w:type="dxa" w:w="2880"/>
+          </w:tcPr>
+          <w:p>
+            <w:r>
+              <w:rPr>
+                <w:rFonts w:ascii="Times New Roman" w:hAnsi="Times New Roman" w:eastAsia="宋体"/>
+                <w:b/>
+                <w:color w:val="C00000"/>
+                <w:sz w:val="20"/>
+              </w:rPr>
+              <w:t>类型</w:t>
+            </w:r>
+          </w:p>
+        </w:tc>
+        <w:tc>
+          <w:tcPr>
+            <w:tcW w:type="dxa" w:w="2880"/>
+          </w:tcPr>
+          <w:p>
+            <w:r>
+              <w:rPr>
+                <w:rFonts w:ascii="Times New Roman" w:hAnsi="Times New Roman" w:eastAsia="宋体"/>
+                <w:b/>
+                <w:color w:val="C00000"/>
+                <w:sz w:val="20"/>
+              </w:rPr>
+              <w:t>说明</w:t>
+            </w:r>
+          </w:p>
+        </w:tc>
+      </w:tr>
+      <w:tr>
+        <w:tc>
+          <w:tcPr>
+            <w:tcW w:type="dxa" w:w="2880"/>
+          </w:tcPr>
+          <w:p>
+            <w:r>
+              <w:rPr>
+                <w:rFonts w:ascii="Times New Roman" w:hAnsi="Times New Roman" w:eastAsia="宋体"/>
+                <w:b w:val="0"/>
+                <w:color w:val="C00000"/>
+                <w:sz w:val="20"/>
+              </w:rPr>
+              <w:t>left_wheel_speed</w:t>
+            </w:r>
+          </w:p>
+        </w:tc>
+        <w:tc>
+          <w:tcPr>
+            <w:tcW w:type="dxa" w:w="2880"/>
+          </w:tcPr>
+          <w:p>
+            <w:r>
+              <w:rPr>
+                <w:rFonts w:ascii="Times New Roman" w:hAnsi="Times New Roman" w:eastAsia="宋体"/>
+                <w:b w:val="0"/>
+                <w:color w:val="C00000"/>
+                <w:sz w:val="20"/>
+              </w:rPr>
+              <w:t>int</w:t>
+            </w:r>
+          </w:p>
+        </w:tc>
+        <w:tc>
+          <w:tcPr>
+            <w:tcW w:type="dxa" w:w="2880"/>
+          </w:tcPr>
+          <w:p>
+            <w:r>
+              <w:rPr>
+                <w:rFonts w:ascii="Times New Roman" w:hAnsi="Times New Roman" w:eastAsia="宋体"/>
+                <w:b w:val="0"/>
+                <w:color w:val="C00000"/>
+                <w:sz w:val="20"/>
+              </w:rPr>
+              <w:t>左轮速度（原来自 /vehicle/left_wheel_speed）</w:t>
+            </w:r>
+          </w:p>
+        </w:tc>
+      </w:tr>
+      <w:tr>
+        <w:tc>
+          <w:tcPr>
+            <w:tcW w:type="dxa" w:w="2880"/>
+          </w:tcPr>
+          <w:p>
+            <w:r>
+              <w:rPr>
+                <w:rFonts w:ascii="Times New Roman" w:hAnsi="Times New Roman" w:eastAsia="宋体"/>
+                <w:b w:val="0"/>
+                <w:color w:val="C00000"/>
+                <w:sz w:val="20"/>
+              </w:rPr>
+              <w:t>right_wheel_speed</w:t>
+            </w:r>
+          </w:p>
+        </w:tc>
+        <w:tc>
+          <w:tcPr>
+            <w:tcW w:type="dxa" w:w="2880"/>
+          </w:tcPr>
+          <w:p>
+            <w:r>
+              <w:rPr>
+                <w:rFonts w:ascii="Times New Roman" w:hAnsi="Times New Roman" w:eastAsia="宋体"/>
+                <w:b w:val="0"/>
+                <w:color w:val="C00000"/>
+                <w:sz w:val="20"/>
+              </w:rPr>
+              <w:t>int</w:t>
+            </w:r>
+          </w:p>
+        </w:tc>
+        <w:tc>
+          <w:tcPr>
+            <w:tcW w:type="dxa" w:w="2880"/>
+          </w:tcPr>
+          <w:p>
+            <w:r>
+              <w:rPr>
+                <w:rFonts w:ascii="Times New Roman" w:hAnsi="Times New Roman" w:eastAsia="宋体"/>
+                <w:b w:val="0"/>
+                <w:color w:val="C00000"/>
+                <w:sz w:val="20"/>
+              </w:rPr>
+              <w:t>右轮速度（原来自 /vehicle/right_wheel_speed）</w:t>
+            </w:r>
+          </w:p>
+        </w:tc>
+      </w:tr>
+    </w:tbl>
     <w:sectPr>
       <w:pgSz w:w="12240" w:h="15840"/>
       <w:pgMar w:top="1440" w:right="1800" w:bottom="1440" w:left="1800" w:header="720" w:footer="720" w:gutter="0"/>
